--- a/employee.docx
+++ b/employee.docx
@@ -17,12 +17,12 @@
     </w:p>
     <w:p>
       <w:r>
-        <w:t>Deprartment: IT</w:t>
+        <w:t>Department:IT</w:t>
       </w:r>
     </w:p>
     <w:p>
       <w:r>
-        <w:t>Salary: 40000</w:t>
+        <w:t>Salary:40000</w:t>
       </w:r>
     </w:p>
     <w:sectPr>

--- a/employee.docx
+++ b/employee.docx
@@ -17,12 +17,12 @@
     </w:p>
     <w:p>
       <w:r>
-        <w:t>Department:IT</w:t>
+        <w:t>Deprartment: IT</w:t>
       </w:r>
     </w:p>
     <w:p>
       <w:r>
-        <w:t>Salary:40000</w:t>
+        <w:t>Salary: 40000</w:t>
       </w:r>
     </w:p>
     <w:sectPr>
